--- a/public/Greencoat_Looked_After_Children_Policy_Mar2026.docx
+++ b/public/Greencoat_Looked_After_Children_Policy_Mar2026.docx
@@ -959,37 +959,20 @@
           </w:p>
         </w:tc>
         <w:tc>
-          <w:tcPr>
-            <w:tcW w:w="4622" w:type="dxa"/>
-            <w:vAlign w:val="center"/>
-          </w:tcPr>
           <w:p>
             <w:pPr>
-              <w:jc w:val="both"/>
-              <w:rPr>
-                <w:rFonts w:ascii="Calibri" w:hAnsi="Calibri" w:cs="Calibri"/>
-              </w:rPr>
+              <w:pPr>
+                <w:jc w:val="both"/>
+                <w:rPr>
+                  <w:rFonts w:ascii="Calibri" w:hAnsi="Calibri" w:cs="Calibri"/>
+                </w:rPr>
+              </w:pPr>
             </w:pPr>
             <w:r>
               <w:rPr>
                 <w:rFonts w:ascii="Calibri" w:hAnsi="Calibri" w:cs="Calibri"/>
               </w:rPr>
-              <w:t>[</w:t>
-            </w:r>
-            <w:r>
-              <w:rPr>
-                <w:rFonts w:ascii="Calibri" w:hAnsi="Calibri" w:cs="Calibri"/>
-                <w:b/>
-                <w:bCs/>
-                <w:i/>
-              </w:rPr>
-              <w:t>insert number</w:t>
-            </w:r>
-            <w:r>
-              <w:rPr>
-                <w:rFonts w:ascii="Calibri" w:hAnsi="Calibri" w:cs="Calibri"/>
-              </w:rPr>
-              <w:t>]</w:t>
+              <w:t xml:space="preserve">0121 303 1888 (CASS)</w:t>
             </w:r>
           </w:p>
         </w:tc>
@@ -1019,37 +1002,20 @@
           </w:p>
         </w:tc>
         <w:tc>
-          <w:tcPr>
-            <w:tcW w:w="4622" w:type="dxa"/>
-            <w:vAlign w:val="center"/>
-          </w:tcPr>
           <w:p>
             <w:pPr>
-              <w:jc w:val="both"/>
-              <w:rPr>
-                <w:rFonts w:ascii="Calibri" w:hAnsi="Calibri" w:cs="Calibri"/>
-              </w:rPr>
+              <w:pPr>
+                <w:jc w:val="both"/>
+                <w:rPr>
+                  <w:rFonts w:ascii="Calibri" w:hAnsi="Calibri" w:cs="Calibri"/>
+                </w:rPr>
+              </w:pPr>
             </w:pPr>
             <w:r>
               <w:rPr>
                 <w:rFonts w:ascii="Calibri" w:hAnsi="Calibri" w:cs="Calibri"/>
               </w:rPr>
-              <w:t>[</w:t>
-            </w:r>
-            <w:r>
-              <w:rPr>
-                <w:rFonts w:ascii="Calibri" w:hAnsi="Calibri" w:cs="Calibri"/>
-                <w:b/>
-                <w:bCs/>
-                <w:i/>
-              </w:rPr>
-              <w:t>insert number</w:t>
-            </w:r>
-            <w:r>
-              <w:rPr>
-                <w:rFonts w:ascii="Calibri" w:hAnsi="Calibri" w:cs="Calibri"/>
-              </w:rPr>
-              <w:t>]</w:t>
+              <w:t xml:space="preserve">0121 303 1888 (daytime) / 0121 675 4806 (out of hours)</w:t>
             </w:r>
           </w:p>
         </w:tc>
@@ -1079,37 +1045,20 @@
           </w:p>
         </w:tc>
         <w:tc>
-          <w:tcPr>
-            <w:tcW w:w="4622" w:type="dxa"/>
-            <w:vAlign w:val="center"/>
-          </w:tcPr>
           <w:p>
             <w:pPr>
-              <w:jc w:val="both"/>
-              <w:rPr>
-                <w:rFonts w:ascii="Calibri" w:hAnsi="Calibri" w:cs="Calibri"/>
-              </w:rPr>
+              <w:pPr>
+                <w:jc w:val="both"/>
+                <w:rPr>
+                  <w:rFonts w:ascii="Calibri" w:hAnsi="Calibri" w:cs="Calibri"/>
+                </w:rPr>
+              </w:pPr>
             </w:pPr>
             <w:r>
               <w:rPr>
                 <w:rFonts w:ascii="Calibri" w:hAnsi="Calibri" w:cs="Calibri"/>
               </w:rPr>
-              <w:t>[</w:t>
-            </w:r>
-            <w:r>
-              <w:rPr>
-                <w:rFonts w:ascii="Calibri" w:hAnsi="Calibri" w:cs="Calibri"/>
-                <w:b/>
-                <w:bCs/>
-                <w:i/>
-              </w:rPr>
-              <w:t>insert number</w:t>
-            </w:r>
-            <w:r>
-              <w:rPr>
-                <w:rFonts w:ascii="Calibri" w:hAnsi="Calibri" w:cs="Calibri"/>
-              </w:rPr>
-              <w:t>]</w:t>
+              <w:t xml:space="preserve">To be completed per child on referral</w:t>
             </w:r>
           </w:p>
         </w:tc>
